--- a/doc/resume.docx
+++ b/doc/resume.docx
@@ -2716,236 +2716,76 @@
         <w:tab/>
         <w:tab/>
         <w:tab/>
-        <w:t xml:space="preserve">- </w:t>
-      </w:r>
-      <w:r>
-        <w:rPr>
-          <w:rFonts w:ascii="Times New Roman" w:hAnsi="Times New Roman"/>
-          <w:sz w:val="20"/>
-          <w:szCs w:val="20"/>
-        </w:rPr>
-        <w:t>d</w:t>
-      </w:r>
-      <w:r>
-        <w:rPr>
-          <w:rFonts w:ascii="Times New Roman" w:hAnsi="Times New Roman"/>
-          <w:sz w:val="20"/>
-          <w:szCs w:val="20"/>
-        </w:rPr>
-        <w:t>evelop</w:t>
-      </w:r>
-      <w:r>
-        <w:rPr>
-          <w:rFonts w:ascii="Times New Roman" w:hAnsi="Times New Roman"/>
-          <w:sz w:val="20"/>
-          <w:szCs w:val="20"/>
-        </w:rPr>
-        <w:t>ing</w:t>
-      </w:r>
-      <w:r>
-        <w:rPr>
-          <w:rFonts w:ascii="Times New Roman" w:hAnsi="Times New Roman"/>
-          <w:sz w:val="20"/>
-          <w:szCs w:val="20"/>
-        </w:rPr>
-        <w:t xml:space="preserve"> web application</w:t>
-      </w:r>
-      <w:r>
-        <w:rPr>
-          <w:rFonts w:ascii="Times New Roman" w:hAnsi="Times New Roman"/>
-          <w:sz w:val="20"/>
-          <w:szCs w:val="20"/>
-        </w:rPr>
-        <w:t>s</w:t>
-      </w:r>
-      <w:r>
-        <w:rPr>
-          <w:rFonts w:ascii="Times New Roman" w:hAnsi="Times New Roman"/>
-          <w:sz w:val="20"/>
-          <w:szCs w:val="20"/>
-        </w:rPr>
-        <w:t xml:space="preserve"> using modern web development framework</w:t>
-      </w:r>
-    </w:p>
-    <w:p>
-      <w:pPr>
-        <w:pStyle w:val="Normal"/>
-        <w:bidi w:val="0"/>
-        <w:jc w:val="left"/>
-        <w:rPr>
-          <w:rFonts w:ascii="Times New Roman" w:hAnsi="Times New Roman"/>
-          <w:sz w:val="20"/>
-          <w:szCs w:val="20"/>
-        </w:rPr>
-      </w:pPr>
-      <w:r>
-        <w:rPr>
-          <w:rFonts w:ascii="Times New Roman" w:hAnsi="Times New Roman"/>
-          <w:sz w:val="20"/>
-          <w:szCs w:val="20"/>
-        </w:rPr>
-        <w:tab/>
-        <w:tab/>
-        <w:tab/>
-        <w:t xml:space="preserve">- </w:t>
-      </w:r>
-      <w:r>
-        <w:rPr>
-          <w:rFonts w:ascii="Times New Roman" w:hAnsi="Times New Roman"/>
-          <w:sz w:val="20"/>
-          <w:szCs w:val="20"/>
-        </w:rPr>
-        <w:t>d</w:t>
-      </w:r>
-      <w:r>
-        <w:rPr>
-          <w:rFonts w:ascii="Times New Roman" w:hAnsi="Times New Roman"/>
-          <w:sz w:val="20"/>
-          <w:szCs w:val="20"/>
-        </w:rPr>
-        <w:t>evelop</w:t>
-      </w:r>
-      <w:r>
-        <w:rPr>
-          <w:rFonts w:ascii="Times New Roman" w:hAnsi="Times New Roman"/>
-          <w:sz w:val="20"/>
-          <w:szCs w:val="20"/>
-        </w:rPr>
-        <w:t>ing</w:t>
-      </w:r>
-      <w:r>
-        <w:rPr>
-          <w:rFonts w:ascii="Times New Roman" w:hAnsi="Times New Roman"/>
-          <w:sz w:val="20"/>
-          <w:szCs w:val="20"/>
-        </w:rPr>
-        <w:t xml:space="preserve"> and implement</w:t>
-      </w:r>
-      <w:r>
-        <w:rPr>
-          <w:rFonts w:ascii="Times New Roman" w:hAnsi="Times New Roman"/>
-          <w:sz w:val="20"/>
-          <w:szCs w:val="20"/>
-        </w:rPr>
-        <w:t>ing</w:t>
-      </w:r>
-      <w:r>
-        <w:rPr>
-          <w:rFonts w:ascii="Times New Roman" w:hAnsi="Times New Roman"/>
-          <w:sz w:val="20"/>
-          <w:szCs w:val="20"/>
-        </w:rPr>
-        <w:t xml:space="preserve"> an API integration solution for warehouse operations</w:t>
-      </w:r>
-    </w:p>
-    <w:p>
-      <w:pPr>
-        <w:pStyle w:val="Normal"/>
-        <w:bidi w:val="0"/>
-        <w:jc w:val="left"/>
-        <w:rPr>
-          <w:rFonts w:ascii="Times New Roman" w:hAnsi="Times New Roman"/>
-          <w:sz w:val="20"/>
-          <w:szCs w:val="20"/>
-        </w:rPr>
-      </w:pPr>
-      <w:r>
-        <w:rPr>
-          <w:rFonts w:ascii="Times New Roman" w:hAnsi="Times New Roman"/>
-          <w:sz w:val="20"/>
-          <w:szCs w:val="20"/>
-        </w:rPr>
-        <w:tab/>
-        <w:tab/>
-        <w:tab/>
-        <w:t xml:space="preserve">- </w:t>
-      </w:r>
-      <w:r>
-        <w:rPr>
-          <w:rFonts w:ascii="Times New Roman" w:hAnsi="Times New Roman"/>
-          <w:sz w:val="20"/>
-          <w:szCs w:val="20"/>
-        </w:rPr>
-        <w:t>d</w:t>
-      </w:r>
-      <w:r>
-        <w:rPr>
-          <w:rFonts w:ascii="Times New Roman" w:hAnsi="Times New Roman"/>
-          <w:sz w:val="20"/>
-          <w:szCs w:val="20"/>
-        </w:rPr>
-        <w:t>evelop</w:t>
-      </w:r>
-      <w:r>
-        <w:rPr>
-          <w:rFonts w:ascii="Times New Roman" w:hAnsi="Times New Roman"/>
-          <w:sz w:val="20"/>
-          <w:szCs w:val="20"/>
-        </w:rPr>
-        <w:t>ing</w:t>
-      </w:r>
-      <w:r>
-        <w:rPr>
-          <w:rFonts w:ascii="Times New Roman" w:hAnsi="Times New Roman"/>
-          <w:sz w:val="20"/>
-          <w:szCs w:val="20"/>
-        </w:rPr>
-        <w:t xml:space="preserve"> and a production process monitoring system to support operational visibility</w:t>
-      </w:r>
-    </w:p>
-    <w:p>
-      <w:pPr>
-        <w:pStyle w:val="Normal"/>
-        <w:bidi w:val="0"/>
-        <w:jc w:val="left"/>
-        <w:rPr>
-          <w:rFonts w:ascii="Times New Roman" w:hAnsi="Times New Roman"/>
-          <w:sz w:val="20"/>
-          <w:szCs w:val="20"/>
-        </w:rPr>
-      </w:pPr>
-      <w:r>
-        <w:rPr>
-          <w:rFonts w:ascii="Times New Roman" w:hAnsi="Times New Roman"/>
-          <w:sz w:val="20"/>
-          <w:szCs w:val="20"/>
-        </w:rPr>
-        <w:tab/>
-        <w:tab/>
-        <w:tab/>
-        <w:t xml:space="preserve">- </w:t>
-      </w:r>
-      <w:r>
-        <w:rPr>
-          <w:rFonts w:ascii="Times New Roman" w:hAnsi="Times New Roman"/>
-          <w:sz w:val="20"/>
-          <w:szCs w:val="20"/>
-        </w:rPr>
-        <w:t>d</w:t>
-      </w:r>
-      <w:r>
-        <w:rPr>
-          <w:rFonts w:ascii="Times New Roman" w:hAnsi="Times New Roman"/>
-          <w:sz w:val="20"/>
-          <w:szCs w:val="20"/>
-        </w:rPr>
-        <w:t>evelop</w:t>
-      </w:r>
-      <w:r>
-        <w:rPr>
-          <w:rFonts w:ascii="Times New Roman" w:hAnsi="Times New Roman"/>
-          <w:sz w:val="20"/>
-          <w:szCs w:val="20"/>
-        </w:rPr>
-        <w:t>ing</w:t>
-      </w:r>
-      <w:r>
-        <w:rPr>
-          <w:rFonts w:ascii="Times New Roman" w:hAnsi="Times New Roman"/>
-          <w:sz w:val="20"/>
-          <w:szCs w:val="20"/>
-        </w:rPr>
-        <w:t xml:space="preserve"> software solutions using modern technology stacks, available on GitHub</w:t>
+        <w:t>- developing web applications using modern web development framework</w:t>
+      </w:r>
+    </w:p>
+    <w:p>
+      <w:pPr>
+        <w:pStyle w:val="Normal"/>
+        <w:bidi w:val="0"/>
+        <w:jc w:val="left"/>
+        <w:rPr>
+          <w:rFonts w:ascii="Times New Roman" w:hAnsi="Times New Roman"/>
+          <w:sz w:val="20"/>
+          <w:szCs w:val="20"/>
+        </w:rPr>
+      </w:pPr>
+      <w:r>
+        <w:rPr>
+          <w:rFonts w:ascii="Times New Roman" w:hAnsi="Times New Roman"/>
+          <w:sz w:val="20"/>
+          <w:szCs w:val="20"/>
+        </w:rPr>
+        <w:tab/>
+        <w:tab/>
+        <w:tab/>
+        <w:t>- developing and implementing an API integration solution for warehouse operations</w:t>
+      </w:r>
+    </w:p>
+    <w:p>
+      <w:pPr>
+        <w:pStyle w:val="Normal"/>
+        <w:bidi w:val="0"/>
+        <w:jc w:val="left"/>
+        <w:rPr>
+          <w:rFonts w:ascii="Times New Roman" w:hAnsi="Times New Roman"/>
+          <w:sz w:val="20"/>
+          <w:szCs w:val="20"/>
+        </w:rPr>
+      </w:pPr>
+      <w:r>
+        <w:rPr>
+          <w:rFonts w:ascii="Times New Roman" w:hAnsi="Times New Roman"/>
+          <w:sz w:val="20"/>
+          <w:szCs w:val="20"/>
+        </w:rPr>
+        <w:tab/>
+        <w:tab/>
+        <w:tab/>
+        <w:t>- developing and a production process monitoring system to support operational visibility</w:t>
+      </w:r>
+    </w:p>
+    <w:p>
+      <w:pPr>
+        <w:pStyle w:val="Normal"/>
+        <w:bidi w:val="0"/>
+        <w:jc w:val="left"/>
+        <w:rPr>
+          <w:rFonts w:ascii="Times New Roman" w:hAnsi="Times New Roman"/>
+          <w:sz w:val="20"/>
+          <w:szCs w:val="20"/>
+        </w:rPr>
+      </w:pPr>
+      <w:r>
+        <w:rPr>
+          <w:rFonts w:ascii="Times New Roman" w:hAnsi="Times New Roman"/>
+          <w:sz w:val="20"/>
+          <w:szCs w:val="20"/>
+        </w:rPr>
+        <w:tab/>
+        <w:tab/>
+        <w:tab/>
+        <w:t>- developing software solutions using modern technology stacks, available on GitHub</w:t>
       </w:r>
     </w:p>
     <w:p>
@@ -3317,7 +3157,23 @@
           <w:sz w:val="20"/>
           <w:szCs w:val="20"/>
         </w:rPr>
-        <w:t>Technologies &amp; Libraries: Linux Debian, Laravel, Python Django, Django Ninja API, Flet, Podman, Claude Agent SDK, Numpy, Pandas, Polars, Matplotlib, Seaborn, Scikit-learn</w:t>
+        <w:t xml:space="preserve">Technologies &amp; Libraries: Linux Debian, Laravel, </w:t>
+      </w:r>
+      <w:r>
+        <w:rPr>
+          <w:rFonts w:ascii="Times New Roman" w:hAnsi="Times New Roman"/>
+          <w:sz w:val="20"/>
+          <w:szCs w:val="20"/>
+        </w:rPr>
+        <w:t xml:space="preserve">Flask, </w:t>
+      </w:r>
+      <w:r>
+        <w:rPr>
+          <w:rFonts w:ascii="Times New Roman" w:hAnsi="Times New Roman"/>
+          <w:sz w:val="20"/>
+          <w:szCs w:val="20"/>
+        </w:rPr>
+        <w:t>Python Django, Django Ninja API, Flet, Podman, Claude Agent SDK, Numpy, Pandas, Polars, Matplotlib, Seaborn, Scikit-learn</w:t>
       </w:r>
     </w:p>
     <w:p>
@@ -3395,7 +3251,23 @@
           <w:sz w:val="20"/>
           <w:szCs w:val="20"/>
         </w:rPr>
-        <w:t>Speciality areas: Linux Administration, Database building, Databese Administration, Data Analysis, Systems Automation, API Building, Full-Stack Development</w:t>
+        <w:t xml:space="preserve">Speciality areas: Linux Administration, Database </w:t>
+      </w:r>
+      <w:r>
+        <w:rPr>
+          <w:rFonts w:ascii="Times New Roman" w:hAnsi="Times New Roman"/>
+          <w:sz w:val="20"/>
+          <w:szCs w:val="20"/>
+        </w:rPr>
+        <w:t>B</w:t>
+      </w:r>
+      <w:r>
+        <w:rPr>
+          <w:rFonts w:ascii="Times New Roman" w:hAnsi="Times New Roman"/>
+          <w:sz w:val="20"/>
+          <w:szCs w:val="20"/>
+        </w:rPr>
+        <w:t>uilding, Databese Administration, Data Analysis, Systems Automation, API Building, Full-Stack Development</w:t>
       </w:r>
     </w:p>
     <w:p>
@@ -3652,8 +3524,8 @@
       <w:u w:val="single"/>
     </w:rPr>
   </w:style>
-  <w:style w:type="character" w:styleId="Bullets">
-    <w:name w:val="Bullets"/>
+  <w:style w:type="character" w:styleId="Bulletsuser">
+    <w:name w:val="Bullets (user)"/>
     <w:qFormat/>
     <w:rPr>
       <w:rFonts w:ascii="OpenSymbol" w:hAnsi="OpenSymbol" w:eastAsia="OpenSymbol" w:cs="OpenSymbol"/>

--- a/doc/resume.docx
+++ b/doc/resume.docx
@@ -3157,23 +3157,26 @@
           <w:sz w:val="20"/>
           <w:szCs w:val="20"/>
         </w:rPr>
-        <w:t xml:space="preserve">Technologies &amp; Libraries: Linux Debian, Laravel, </w:t>
-      </w:r>
-      <w:r>
-        <w:rPr>
-          <w:rFonts w:ascii="Times New Roman" w:hAnsi="Times New Roman"/>
-          <w:sz w:val="20"/>
-          <w:szCs w:val="20"/>
-        </w:rPr>
-        <w:t xml:space="preserve">Flask, </w:t>
-      </w:r>
-      <w:r>
-        <w:rPr>
-          <w:rFonts w:ascii="Times New Roman" w:hAnsi="Times New Roman"/>
-          <w:sz w:val="20"/>
-          <w:szCs w:val="20"/>
-        </w:rPr>
-        <w:t>Python Django, Django Ninja API, Flet, Podman, Claude Agent SDK, Numpy, Pandas, Polars, Matplotlib, Seaborn, Scikit-learn</w:t>
+        <w:t>Technologies &amp; Libraries: Linux Debian, Laravel, Flask, Python Django, Django Ninja API, Flet, Podman, Claude Agent SDK, Numpy, Pandas, Polars, Matplotlib, Seaborn, Scikit-learn, Gemini API</w:t>
+      </w:r>
+    </w:p>
+    <w:p>
+      <w:pPr>
+        <w:pStyle w:val="Normal"/>
+        <w:bidi w:val="0"/>
+        <w:jc w:val="left"/>
+        <w:rPr>
+          <w:rFonts w:ascii="Times New Roman" w:hAnsi="Times New Roman"/>
+          <w:sz w:val="20"/>
+          <w:szCs w:val="20"/>
+        </w:rPr>
+      </w:pPr>
+      <w:r>
+        <w:rPr>
+          <w:rFonts w:ascii="Times New Roman" w:hAnsi="Times New Roman"/>
+          <w:sz w:val="20"/>
+          <w:szCs w:val="20"/>
+        </w:rPr>
       </w:r>
     </w:p>
     <w:p>
@@ -3251,23 +3254,7 @@
           <w:sz w:val="20"/>
           <w:szCs w:val="20"/>
         </w:rPr>
-        <w:t xml:space="preserve">Speciality areas: Linux Administration, Database </w:t>
-      </w:r>
-      <w:r>
-        <w:rPr>
-          <w:rFonts w:ascii="Times New Roman" w:hAnsi="Times New Roman"/>
-          <w:sz w:val="20"/>
-          <w:szCs w:val="20"/>
-        </w:rPr>
-        <w:t>B</w:t>
-      </w:r>
-      <w:r>
-        <w:rPr>
-          <w:rFonts w:ascii="Times New Roman" w:hAnsi="Times New Roman"/>
-          <w:sz w:val="20"/>
-          <w:szCs w:val="20"/>
-        </w:rPr>
-        <w:t>uilding, Databese Administration, Data Analysis, Systems Automation, API Building, Full-Stack Development</w:t>
+        <w:t>Speciality areas: Linux Administration, Database Building, Databese Administration, Data Analysis, Systems Automation, API Building, Full-Stack Development</w:t>
       </w:r>
     </w:p>
     <w:p>
@@ -3524,8 +3511,8 @@
       <w:u w:val="single"/>
     </w:rPr>
   </w:style>
-  <w:style w:type="character" w:styleId="Bulletsuser">
-    <w:name w:val="Bullets (user)"/>
+  <w:style w:type="character" w:styleId="Bullets">
+    <w:name w:val="Bullets"/>
     <w:qFormat/>
     <w:rPr>
       <w:rFonts w:ascii="OpenSymbol" w:hAnsi="OpenSymbol" w:eastAsia="OpenSymbol" w:cs="OpenSymbol"/>

--- a/doc/resume.docx
+++ b/doc/resume.docx
@@ -3157,7 +3157,23 @@
           <w:sz w:val="20"/>
           <w:szCs w:val="20"/>
         </w:rPr>
-        <w:t>Technologies &amp; Libraries: Linux Debian, Laravel, Flask, Python Django, Django Ninja API, Flet, Podman, Claude Agent SDK, Numpy, Pandas, Polars, Matplotlib, Seaborn, Scikit-learn, Gemini API</w:t>
+        <w:t xml:space="preserve">Technologies &amp; Libraries: Linux Debian, Laravel, Flask, Python Django, Django Ninja API, Flet, Podman, Claude Agent SDK, Numpy, Pandas, Polars, Matplotlib, Seaborn, </w:t>
+      </w:r>
+      <w:r>
+        <w:rPr>
+          <w:rFonts w:ascii="Times New Roman" w:hAnsi="Times New Roman"/>
+          <w:sz w:val="20"/>
+          <w:szCs w:val="20"/>
+        </w:rPr>
+        <w:t xml:space="preserve">Power BI, </w:t>
+      </w:r>
+      <w:r>
+        <w:rPr>
+          <w:rFonts w:ascii="Times New Roman" w:hAnsi="Times New Roman"/>
+          <w:sz w:val="20"/>
+          <w:szCs w:val="20"/>
+        </w:rPr>
+        <w:t>Scikit-learn, Gemini API</w:t>
       </w:r>
     </w:p>
     <w:p>
@@ -3254,7 +3270,23 @@
           <w:sz w:val="20"/>
           <w:szCs w:val="20"/>
         </w:rPr>
-        <w:t>Speciality areas: Linux Administration, Database Building, Databese Administration, Data Analysis, Systems Automation, API Building, Full-Stack Development</w:t>
+        <w:t xml:space="preserve">Speciality areas: Linux Administration, Database Building, Databese Administration, Data Analysis, </w:t>
+      </w:r>
+      <w:r>
+        <w:rPr>
+          <w:rFonts w:ascii="Times New Roman" w:hAnsi="Times New Roman"/>
+          <w:sz w:val="20"/>
+          <w:szCs w:val="20"/>
+        </w:rPr>
+        <w:t xml:space="preserve">Reporting, </w:t>
+      </w:r>
+      <w:r>
+        <w:rPr>
+          <w:rFonts w:ascii="Times New Roman" w:hAnsi="Times New Roman"/>
+          <w:sz w:val="20"/>
+          <w:szCs w:val="20"/>
+        </w:rPr>
+        <w:t>Systems Automation, API Building, Full-Stack Development</w:t>
       </w:r>
     </w:p>
     <w:p>
@@ -3511,8 +3543,8 @@
       <w:u w:val="single"/>
     </w:rPr>
   </w:style>
-  <w:style w:type="character" w:styleId="Bullets">
-    <w:name w:val="Bullets"/>
+  <w:style w:type="character" w:styleId="Bulletsuser">
+    <w:name w:val="Bullets (user)"/>
     <w:qFormat/>
     <w:rPr>
       <w:rFonts w:ascii="OpenSymbol" w:hAnsi="OpenSymbol" w:eastAsia="OpenSymbol" w:cs="OpenSymbol"/>

--- a/doc/resume.docx
+++ b/doc/resume.docx
@@ -3157,23 +3157,7 @@
           <w:sz w:val="20"/>
           <w:szCs w:val="20"/>
         </w:rPr>
-        <w:t xml:space="preserve">Technologies &amp; Libraries: Linux Debian, Laravel, Flask, Python Django, Django Ninja API, Flet, Podman, Claude Agent SDK, Numpy, Pandas, Polars, Matplotlib, Seaborn, </w:t>
-      </w:r>
-      <w:r>
-        <w:rPr>
-          <w:rFonts w:ascii="Times New Roman" w:hAnsi="Times New Roman"/>
-          <w:sz w:val="20"/>
-          <w:szCs w:val="20"/>
-        </w:rPr>
-        <w:t xml:space="preserve">Power BI, </w:t>
-      </w:r>
-      <w:r>
-        <w:rPr>
-          <w:rFonts w:ascii="Times New Roman" w:hAnsi="Times New Roman"/>
-          <w:sz w:val="20"/>
-          <w:szCs w:val="20"/>
-        </w:rPr>
-        <w:t>Scikit-learn, Gemini API</w:t>
+        <w:t>Technologies &amp; Libraries: Linux Debian, Laravel, Flask, Python Django, Django Ninja API, Flet, Podman, Numpy, Pandas, Polars, Matplotlib, Seaborn, Power BI, Scikit-learn, Gemini API</w:t>
       </w:r>
     </w:p>
     <w:p>
@@ -3270,23 +3254,7 @@
           <w:sz w:val="20"/>
           <w:szCs w:val="20"/>
         </w:rPr>
-        <w:t xml:space="preserve">Speciality areas: Linux Administration, Database Building, Databese Administration, Data Analysis, </w:t>
-      </w:r>
-      <w:r>
-        <w:rPr>
-          <w:rFonts w:ascii="Times New Roman" w:hAnsi="Times New Roman"/>
-          <w:sz w:val="20"/>
-          <w:szCs w:val="20"/>
-        </w:rPr>
-        <w:t xml:space="preserve">Reporting, </w:t>
-      </w:r>
-      <w:r>
-        <w:rPr>
-          <w:rFonts w:ascii="Times New Roman" w:hAnsi="Times New Roman"/>
-          <w:sz w:val="20"/>
-          <w:szCs w:val="20"/>
-        </w:rPr>
-        <w:t>Systems Automation, API Building, Full-Stack Development</w:t>
+        <w:t>Speciality areas: Linux Administration, Database Building, Databese Administration, Data Analysis, Reporting, Systems Automation, API Building, Full-Stack Development</w:t>
       </w:r>
     </w:p>
     <w:p>
@@ -3543,8 +3511,8 @@
       <w:u w:val="single"/>
     </w:rPr>
   </w:style>
-  <w:style w:type="character" w:styleId="Bulletsuser">
-    <w:name w:val="Bullets (user)"/>
+  <w:style w:type="character" w:styleId="Bullets">
+    <w:name w:val="Bullets"/>
     <w:qFormat/>
     <w:rPr>
       <w:rFonts w:ascii="OpenSymbol" w:hAnsi="OpenSymbol" w:eastAsia="OpenSymbol" w:cs="OpenSymbol"/>
